--- a/Titouan.docx
+++ b/Titouan.docx
@@ -573,13 +573,8 @@
       </w:pPr>
       <w:r>
         <w:lastRenderedPageBreak/>
-        <w:t xml:space="preserve">Chaussures </w:t>
-      </w:r>
-      <w:proofErr w:type="spellStart"/>
-      <w:r>
-        <w:t>Élouan</w:t>
-      </w:r>
-      <w:proofErr w:type="spellEnd"/>
+        <w:t>Chaussures Élouan</w:t>
+      </w:r>
     </w:p>
     <w:p>
       <w:pPr>
@@ -663,6 +658,18 @@
       </w:pPr>
       <w:r>
         <w:t>Couteau saucisson</w:t>
+      </w:r>
+    </w:p>
+    <w:p>
+      <w:pPr>
+        <w:pStyle w:val="Paragraphedeliste"/>
+        <w:numPr>
+          <w:ilvl w:val="0"/>
+          <w:numId w:val="9"/>
+        </w:numPr>
+      </w:pPr>
+      <w:r>
+        <w:t>Légumes</w:t>
       </w:r>
     </w:p>
     <w:p/>
